--- a/Part-Two-Ch07-The-Union-Breaks/The Emancipation Proclamation.docx
+++ b/Part-Two-Ch07-The-Union-Breaks/The Emancipation Proclamation.docx
@@ -9,25 +9,22 @@
         <w:tblLook w:firstColumn="1" w:firstRow="1" w:lastColumn="0" w:lastRow="0" w:noHBand="0" w:noVBand="1" w:val="04A0"/>
       </w:tblPr>
       <w:tblGrid>
-        <w:gridCol w:w="9936"/>
+        <w:gridCol w:w="10224"/>
       </w:tblGrid>
       <w:tr>
         <w:tc>
           <w:tcPr>
-            <w:tcW w:type="dxa" w:w="9936"/>
+            <w:tcW w:type="dxa" w:w="10224"/>
             <w:shd w:val="clear" w:fill="B1442F"/>
           </w:tcPr>
           <w:p>
-            <w:pPr>
-              <w:jc w:val="left"/>
-            </w:pPr>
             <w:r>
               <w:rPr>
                 <w:b/>
                 <w:color w:val="FFE6DE"/>
                 <w:sz w:val="18"/>
               </w:rPr>
-              <w:t>CHAPTER 7 · DEEP DIVE · A HOUSE DIVIDED</w:t>
+              <w:t>PROMISE &amp; PRACTICE  ·  DEEP DIVE  ·  SOURCE ANALYSIS</w:t>
             </w:r>
           </w:p>
           <w:p>
@@ -35,18 +32,19 @@
               <w:rPr>
                 <w:b/>
                 <w:color w:val="FFFFFF"/>
-                <w:sz w:val="40"/>
+                <w:sz w:val="42"/>
               </w:rPr>
-              <w:t>The Emancipation Proclamation</w:t>
+              <w:t>The Emancipation Proclamation — A House Divided</w:t>
             </w:r>
           </w:p>
           <w:p>
             <w:r>
               <w:rPr>
+                <w:i/>
                 <w:color w:val="FFE6DE"/>
-                <w:sz w:val="21"/>
+                <w:sz w:val="22"/>
               </w:rPr>
-              <w:t>The order that turned a war to save the Union into a war to end slavery. January 1, 1863.</w:t>
+              <w:t>What the Proclamation Really Said</w:t>
             </w:r>
           </w:p>
         </w:tc>
@@ -64,7 +62,7 @@
         <w:rPr>
           <w:sz w:val="21"/>
         </w:rPr>
-        <w:t xml:space="preserve">__________________________    </w:t>
+        <w:t xml:space="preserve">______________________________    </w:t>
       </w:r>
       <w:r>
         <w:rPr>
@@ -90,30 +88,153 @@
         <w:rPr>
           <w:sz w:val="21"/>
         </w:rPr>
-        <w:t>______________</w:t>
+        <w:t>________________</w:t>
+      </w:r>
+    </w:p>
+    <w:tbl>
+      <w:tblPr>
+        <w:tblW w:type="auto" w:w="0"/>
+        <w:tblLayout w:type="autofit"/>
+        <w:tblLook w:firstColumn="1" w:firstRow="1" w:lastColumn="0" w:lastRow="0" w:noHBand="0" w:noVBand="1" w:val="04A0"/>
+      </w:tblPr>
+      <w:tblGrid>
+        <w:gridCol w:w="10224"/>
+      </w:tblGrid>
+      <w:tr>
+        <w:tc>
+          <w:tcPr>
+            <w:tcW w:type="dxa" w:w="10224"/>
+            <w:shd w:val="clear" w:fill="f4c04e"/>
+          </w:tcPr>
+          <w:p>
+            <w:r>
+              <w:rPr>
+                <w:b/>
+                <w:color w:val="5A4512"/>
+                <w:sz w:val="19"/>
+              </w:rPr>
+              <w:t xml:space="preserve">WHAT I CAN DO TODAY   </w:t>
+            </w:r>
+            <w:r>
+              <w:rPr>
+                <w:color w:val="5A4512"/>
+                <w:sz w:val="21"/>
+              </w:rPr>
+              <w:t>I can read primary sources about The Emancipation Proclamation — A House Divided, weigh who made each one and why, and use evidence to answer historical questions.</w:t>
+            </w:r>
+          </w:p>
+        </w:tc>
+      </w:tr>
+    </w:tbl>
+    <w:p>
+      <w:r>
+        <w:rPr>
+          <w:b/>
+          <w:color w:val="B1442F"/>
+        </w:rPr>
+        <w:t xml:space="preserve">Directions. </w:t>
+      </w:r>
+      <w:r>
+        <w:rPr>
+          <w:sz w:val="22"/>
+        </w:rPr>
+        <w:t>Great documents reward close reading. Separate what this one literally did from what it set in motion</w:t>
       </w:r>
     </w:p>
     <w:p/>
     <w:p>
       <w:r>
         <w:rPr>
+          <w:b/>
+          <w:color w:val="B1442F"/>
+          <w:sz w:val="26"/>
+        </w:rPr>
+        <w:t>THE SOURCES</w:t>
+      </w:r>
+    </w:p>
+    <w:p>
+      <w:pPr>
+        <w:spacing w:before="160"/>
+      </w:pPr>
+      <w:r>
+        <w:rPr>
+          <w:b/>
+          <w:color w:val="1C1714"/>
+          <w:sz w:val="23"/>
+        </w:rPr>
+        <w:t>SOURCE A · THE DOCUMENT · JANUARY 1, 1863  —  The Emancipation Proclamation</w:t>
+      </w:r>
+    </w:p>
+    <w:p>
+      <w:pPr>
+        <w:ind w:left="432"/>
+      </w:pPr>
+      <w:r>
+        <w:rPr>
           <w:i/>
           <w:color w:val="1C1714"/>
           <w:sz w:val="22"/>
         </w:rPr>
-        <w:t>The order that turned a war to save the Union into a war to end slavery. January 1, 1863.</w:t>
+        <w:t>“That on the first day of January … all persons held as slaves within any State … the people whereof shall then be in rebellion against the United States, shall be then, thenceforward, and forever free. … [And] such persons of suitable condition, will be received into the armed service of the United States.”</w:t>
+        <w:br/>
+        <w:t>— Emancipation Proclamation, 1863. Public domain</w:t>
+      </w:r>
+    </w:p>
+    <w:p>
+      <w:r>
+        <w:rPr>
+          <w:color w:val="6A6256"/>
+          <w:sz w:val="17"/>
+        </w:rPr>
+        <w:t>— Emancipation Proclamation, 1863. Public domain.</w:t>
       </w:r>
     </w:p>
     <w:p>
       <w:pPr>
-        <w:spacing w:after="80"/>
+        <w:spacing w:before="160"/>
       </w:pPr>
       <w:r>
         <w:rPr>
+          <w:b/>
           <w:color w:val="1C1714"/>
           <w:sz w:val="23"/>
         </w:rPr>
-        <w:t>Can a single document be both a world-changing act of freedom and a limited war measure — at the same time?</w:t>
+        <w:t>SOURCE B · A LIMIT, IN LINCOLN'S OWN ORDER  —  The areas left out</w:t>
+      </w:r>
+    </w:p>
+    <w:p>
+      <w:pPr>
+        <w:ind w:left="432"/>
+      </w:pPr>
+      <w:r>
+        <w:rPr>
+          <w:i/>
+          <w:color w:val="1C1714"/>
+          <w:sz w:val="22"/>
+        </w:rPr>
+        <w:t>The Proclamation then lists the parishes and counties — in Louisiana, Virginia, and elsewhere already under Union control — that are “for the present, left precisely as if this proclamation were not issued.”</w:t>
+        <w:br/>
+        <w:t>— Emancipation Proclamation, exceptions clause, 1863. Public domain</w:t>
+      </w:r>
+    </w:p>
+    <w:p>
+      <w:r>
+        <w:rPr>
+          <w:color w:val="6A6256"/>
+          <w:sz w:val="17"/>
+        </w:rPr>
+        <w:t>— Emancipation Proclamation, exceptions clause, 1863. Public domain.</w:t>
+      </w:r>
+    </w:p>
+    <w:p/>
+    <w:p>
+      <w:r>
+        <w:rPr>
+          <w:b/>
+          <w:color w:val="B1442F"/>
+          <w:sz w:val="26"/>
+        </w:rPr>
+        <w:t>YOUR WORK</w:t>
       </w:r>
     </w:p>
     <w:p>
@@ -123,54 +244,65 @@
       <w:r>
         <w:rPr>
           <w:b/>
-          <w:color w:val="B1442F"/>
-          <w:sz w:val="28"/>
+          <w:color w:val="FFFFFF"/>
+          <w:sz w:val="20"/>
+          <w:shd w:val="clear" w:fill="B1442F"/>
         </w:rPr>
-        <w:t>Waiting for a Victory</w:t>
+        <w:t xml:space="preserve">  QUESTION 1  </w:t>
+      </w:r>
+      <w:r>
+        <w:rPr>
+          <w:b/>
+          <w:color w:val="6A6256"/>
+          <w:sz w:val="18"/>
+        </w:rPr>
+        <w:t xml:space="preserve">   STEP 1 · WHAT IT LITERALLY DID</w:t>
       </w:r>
     </w:p>
     <w:p>
       <w:r>
         <w:rPr>
-          <w:b/>
-          <w:color w:val="6A6256"/>
-          <w:sz w:val="17"/>
+          <w:b w:val="0"/>
+          <w:color w:val="1C1714"/>
+          <w:sz w:val="23"/>
         </w:rPr>
-        <w:t>THE TURNING POINT</w:t>
+        <w:t>Using Sources A and B: which enslaved people did the Proclamation declare free, and which did it leave out? Be specific.</w:t>
       </w:r>
     </w:p>
     <w:p>
       <w:pPr>
-        <w:spacing w:after="80"/>
+        <w:spacing w:after="120"/>
       </w:pPr>
       <w:r>
         <w:rPr>
-          <w:color w:val="1C1714"/>
-          <w:sz w:val="23"/>
+          <w:color w:val="9A9286"/>
+          <w:sz w:val="22"/>
         </w:rPr>
-        <w:t>For the war's first year, Lincoln insisted the fight was only to save the Union, not to end slavery — he feared pushing the border slave states into the Confederacy. But as the war dragged on, he came to believe that striking at slavery was the way to win.</w:t>
+        <w:t>____________________________________________________________________________________________</w:t>
       </w:r>
     </w:p>
     <w:p>
       <w:pPr>
-        <w:spacing w:after="80"/>
+        <w:spacing w:after="120"/>
       </w:pPr>
       <w:r>
         <w:rPr>
-          <w:color w:val="1C1714"/>
-          <w:sz w:val="23"/>
+          <w:color w:val="9A9286"/>
+          <w:sz w:val="22"/>
         </w:rPr>
-        <w:t>He needed a battlefield victory first, so the order wouldn't look like desperation. Antietam gave him that chance. On January 1, 1863, the Emancipation Proclamation took effect.</w:t>
+        <w:t>____________________________________________________________________________________________</w:t>
       </w:r>
     </w:p>
     <w:p>
+      <w:pPr>
+        <w:spacing w:after="120"/>
+      </w:pPr>
       <w:r>
         <w:rPr>
-          <w:i/>
-          <w:color w:val="6A6256"/>
-          <w:sz w:val="17"/>
+          <w:color w:val="9A9286"/>
+          <w:sz w:val="22"/>
         </w:rPr>
-        <w:t>“The First Reading of the Emancipation Proclamation before the Cabinet” — engraving by Alexander Hay Ritchie after Francis B. Carpenter, 1866, public domain (Library of Congress).</w:t>
+        <w:t>____________________________________________________________________________________________</w:t>
       </w:r>
     </w:p>
     <w:p>
@@ -180,52 +312,77 @@
       <w:r>
         <w:rPr>
           <w:b/>
-          <w:color w:val="B1442F"/>
-          <w:sz w:val="28"/>
+          <w:color w:val="FFFFFF"/>
+          <w:sz w:val="20"/>
+          <w:shd w:val="clear" w:fill="B1442F"/>
         </w:rPr>
-        <w:t>The First Reading</w:t>
+        <w:t xml:space="preserve">  QUESTION 2  </w:t>
+      </w:r>
+      <w:r>
+        <w:rPr>
+          <w:b/>
+          <w:color w:val="6A6256"/>
+          <w:sz w:val="18"/>
+        </w:rPr>
+        <w:t xml:space="preserve">   STEP 2 · THE PARADOX</w:t>
       </w:r>
     </w:p>
     <w:p>
       <w:r>
         <w:rPr>
-          <w:b/>
-          <w:color w:val="6A6256"/>
-          <w:sz w:val="17"/>
+          <w:b w:val="0"/>
+          <w:color w:val="1C1714"/>
+          <w:sz w:val="23"/>
         </w:rPr>
-        <w:t>FRANCIS B. CARPENTER, ENGRAVED 1866</w:t>
-      </w:r>
-    </w:p>
-    <w:p>
-      <w:r>
-        <w:rPr>
-          <w:i/>
-          <w:color w:val="1C1714"/>
-          <w:sz w:val="22"/>
-        </w:rPr>
-        <w:t>Lincoln reads the draft to his cabinet. The painting treats the moment as sacred — but the document itself was carefully, even coldly, written as a legal war measure.</w:t>
+        <w:t>Critics point out that the Proclamation ‘freed’ enslaved people only in Confederate areas Lincoln did not control. Why did Lincoln write it this way?</w:t>
       </w:r>
     </w:p>
     <w:p>
       <w:pPr>
-        <w:spacing w:after="80"/>
+        <w:spacing w:after="40"/>
+        <w:ind w:left="432"/>
       </w:pPr>
       <w:r>
         <w:rPr>
-          <w:color w:val="1C1714"/>
-          <w:sz w:val="23"/>
+          <w:sz w:val="22"/>
         </w:rPr>
-        <w:t>of the Emancipation Proclamation before the Cabinet” — engraving by Alexander Hay Ritchie after Francis B. Carpenter, 1866, public domain (Library of Congress).</w:t>
+        <w:t>☐  A.  because he secretly supported slavery</w:t>
       </w:r>
     </w:p>
     <w:p>
+      <w:pPr>
+        <w:spacing w:after="40"/>
+        <w:ind w:left="432"/>
+      </w:pPr>
       <w:r>
         <w:rPr>
-          <w:i/>
-          <w:color w:val="6A6256"/>
-          <w:sz w:val="17"/>
+          <w:sz w:val="22"/>
         </w:rPr>
-        <w:t>“The First Reading of the Emancipation Proclamation before the Cabinet” — engraving by Alexander Hay Ritchie after Francis B. Carpenter, 1866, public domain (Library of Congress).</w:t>
+        <w:t>☐  B.  because he forgot about the border states</w:t>
+      </w:r>
+    </w:p>
+    <w:p>
+      <w:pPr>
+        <w:spacing w:after="40"/>
+        <w:ind w:left="432"/>
+      </w:pPr>
+      <w:r>
+        <w:rPr>
+          <w:sz w:val="22"/>
+        </w:rPr>
+        <w:t>☐  C.  because his wartime power only let him seize ‘enemy property’ in rebel areas — freeing border-state slaves could have pushed those states to the Confederacy</w:t>
+      </w:r>
+    </w:p>
+    <w:p>
+      <w:pPr>
+        <w:spacing w:after="40"/>
+        <w:ind w:left="432"/>
+      </w:pPr>
+      <w:r>
+        <w:rPr>
+          <w:sz w:val="22"/>
+        </w:rPr>
+        <w:t>☐  D.  because Congress had already freed everyone else</w:t>
       </w:r>
     </w:p>
     <w:p>
@@ -235,54 +392,77 @@
       <w:r>
         <w:rPr>
           <w:b/>
-          <w:color w:val="B1442F"/>
-          <w:sz w:val="28"/>
+          <w:color w:val="FFFFFF"/>
+          <w:sz w:val="20"/>
+          <w:shd w:val="clear" w:fill="B1442F"/>
         </w:rPr>
-        <w:t>Freedom — With Fine Print</w:t>
+        <w:t xml:space="preserve">  QUESTION 3  </w:t>
+      </w:r>
+      <w:r>
+        <w:rPr>
+          <w:b/>
+          <w:color w:val="6A6256"/>
+          <w:sz w:val="18"/>
+        </w:rPr>
+        <w:t xml:space="preserve">   STEP 3 · WHAT IT SET IN MOTION</w:t>
       </w:r>
     </w:p>
     <w:p>
       <w:r>
         <w:rPr>
-          <w:b/>
-          <w:color w:val="6A6256"/>
-          <w:sz w:val="17"/>
+          <w:b w:val="0"/>
+          <w:color w:val="1C1714"/>
+          <w:sz w:val="23"/>
         </w:rPr>
-        <w:t>WHAT IT DID</w:t>
+        <w:t>Even with its limits, the Proclamation was revolutionary. Name two of the three big things it set in motion (war aims, Black enlistment, foreign policy) and explain one of them.</w:t>
       </w:r>
     </w:p>
     <w:p>
       <w:pPr>
-        <w:spacing w:after="80"/>
+        <w:spacing w:after="120"/>
       </w:pPr>
       <w:r>
         <w:rPr>
-          <w:color w:val="1C1714"/>
-          <w:sz w:val="23"/>
+          <w:color w:val="9A9286"/>
+          <w:sz w:val="22"/>
         </w:rPr>
-        <w:t>The Proclamation declared free all enslaved people in the states “in rebellion” against the Union. But read the fine print: it did not free the enslaved in the border states that had stayed loyal, or in Southern areas already under Union control.</w:t>
+        <w:t>____________________________________________________________________________________________</w:t>
       </w:r>
     </w:p>
     <w:p>
       <w:pPr>
-        <w:spacing w:after="80"/>
+        <w:spacing w:after="120"/>
       </w:pPr>
       <w:r>
         <w:rPr>
-          <w:color w:val="1C1714"/>
-          <w:sz w:val="23"/>
+          <w:color w:val="9A9286"/>
+          <w:sz w:val="22"/>
         </w:rPr>
-        <w:t>Critics then and now note the paradox: it ‘freed’ people exactly where Lincoln had no power to free them — in Confederate territory — and left slavery untouched where he did. So was it empty? Not at all.</w:t>
+        <w:t>____________________________________________________________________________________________</w:t>
       </w:r>
     </w:p>
     <w:p>
+      <w:pPr>
+        <w:spacing w:after="120"/>
+      </w:pPr>
       <w:r>
         <w:rPr>
-          <w:i/>
-          <w:color w:val="6A6256"/>
-          <w:sz w:val="17"/>
+          <w:color w:val="9A9286"/>
+          <w:sz w:val="22"/>
         </w:rPr>
-        <w:t>The divided nation, 1861 — map, © ShadowDog Digital Studios (SDS Digital Collection).</w:t>
+        <w:t>____________________________________________________________________________________________</w:t>
+      </w:r>
+    </w:p>
+    <w:p>
+      <w:pPr>
+        <w:spacing w:after="120"/>
+      </w:pPr>
+      <w:r>
+        <w:rPr>
+          <w:color w:val="9A9286"/>
+          <w:sz w:val="22"/>
+        </w:rPr>
+        <w:t>____________________________________________________________________________________________</w:t>
       </w:r>
     </w:p>
     <w:p>
@@ -292,112 +472,79 @@
       <w:r>
         <w:rPr>
           <w:b/>
-          <w:color w:val="B1442F"/>
-          <w:sz w:val="28"/>
+          <w:color w:val="FFFFFF"/>
+          <w:sz w:val="20"/>
+          <w:shd w:val="clear" w:fill="B1442F"/>
         </w:rPr>
-        <w:t>Three Things It Really Did</w:t>
+        <w:t xml:space="preserve">  QUESTION 4  </w:t>
+      </w:r>
+      <w:r>
+        <w:rPr>
+          <w:b/>
+          <w:color w:val="6A6256"/>
+          <w:sz w:val="18"/>
+        </w:rPr>
+        <w:t xml:space="preserve">   STEP 4 · YOUR VERDICT</w:t>
       </w:r>
     </w:p>
     <w:p>
       <w:r>
         <w:rPr>
-          <w:b/>
-          <w:color w:val="6A6256"/>
-          <w:sz w:val="17"/>
+          <w:b w:val="0"/>
+          <w:color w:val="1C1714"/>
+          <w:sz w:val="23"/>
         </w:rPr>
-        <w:t>WHY IT WAS REVOLUTIONARY</w:t>
+        <w:t>Some call the Proclamation “a document that freed no one.” Others call it one of the most important documents in American history. Using evidence, argue which view is closer to the truth — in two or three sentences.</w:t>
       </w:r>
     </w:p>
     <w:p>
       <w:pPr>
-        <w:spacing w:after="80"/>
+        <w:spacing w:after="120"/>
       </w:pPr>
       <w:r>
         <w:rPr>
-          <w:color w:val="1C1714"/>
-          <w:sz w:val="23"/>
+          <w:color w:val="9A9286"/>
+          <w:sz w:val="22"/>
         </w:rPr>
-        <w:t>First, it transformed the war's purpose: every Union advance now became an advance of freedom, and enslaved people freed themselves by the thousands as the army neared. Second, it authorized Black men to enlist — opening the door to the United States Colored Troops.</w:t>
+        <w:t>____________________________________________________________________________________________</w:t>
       </w:r>
     </w:p>
     <w:p>
       <w:pPr>
-        <w:spacing w:after="80"/>
+        <w:spacing w:after="120"/>
       </w:pPr>
       <w:r>
         <w:rPr>
-          <w:color w:val="1C1714"/>
-          <w:sz w:val="23"/>
+          <w:color w:val="9A9286"/>
+          <w:sz w:val="22"/>
         </w:rPr>
-        <w:t>Third, it reshaped the world stage: Britain and France, which had flirted with aiding the Confederacy, now could not openly back a nation fighting to preserve slavery. The document's limits were real — but so was its power.</w:t>
-      </w:r>
-    </w:p>
-    <w:p>
-      <w:r>
-        <w:rPr>
-          <w:i/>
-          <w:color w:val="6A6256"/>
-          <w:sz w:val="17"/>
-        </w:rPr>
-        <w:t>“The First Reading of the Emancipation Proclamation before the Cabinet” — engraving by Alexander Hay Ritchie after Francis B. Carpenter, 1866, public domain (Library of Congress).</w:t>
-      </w:r>
-    </w:p>
-    <w:p>
-      <w:r>
-        <w:rPr>
-          <w:b/>
-          <w:color w:val="6A6256"/>
-          <w:sz w:val="17"/>
-        </w:rPr>
-        <w:t>THE EMANCIPATION PROCLAMATION · JANUARY 1, 1863</w:t>
+        <w:t>____________________________________________________________________________________________</w:t>
       </w:r>
     </w:p>
     <w:p>
       <w:pPr>
-        <w:spacing w:after="80"/>
+        <w:spacing w:after="120"/>
       </w:pPr>
       <w:r>
         <w:rPr>
-          <w:color w:val="1C1714"/>
-          <w:sz w:val="23"/>
+          <w:color w:val="9A9286"/>
+          <w:sz w:val="22"/>
         </w:rPr>
-        <w:t>All persons held as slaves within any State … in rebellion against the United States, shall be then, thenceforward, and forever free.</w:t>
+        <w:t>____________________________________________________________________________________________</w:t>
       </w:r>
     </w:p>
     <w:p>
       <w:pPr>
-        <w:spacing w:before="200"/>
+        <w:spacing w:after="120"/>
       </w:pPr>
       <w:r>
         <w:rPr>
-          <w:b/>
-          <w:color w:val="B1442F"/>
-          <w:sz w:val="28"/>
+          <w:color w:val="9A9286"/>
+          <w:sz w:val="22"/>
         </w:rPr>
-        <w:t>Read the Document Closely</w:t>
+        <w:t>____________________________________________________________________________________________</w:t>
       </w:r>
     </w:p>
-    <w:p>
-      <w:r>
-        <w:rPr>
-          <w:b/>
-          <w:color w:val="6A6256"/>
-          <w:sz w:val="17"/>
-        </w:rPr>
-        <w:t>YOUR TURN</w:t>
-      </w:r>
-    </w:p>
-    <w:p>
-      <w:r>
-        <w:rPr>
-          <w:i/>
-          <w:color w:val="1C1714"/>
-          <w:sz w:val="22"/>
-        </w:rPr>
-        <w:t>You'll read Lincoln's actual words and practice document analysis — separating what the Proclamation literally did from what it meant, and judging why both matter.</w:t>
-      </w:r>
-    </w:p>
-    <w:p/>
     <w:p>
       <w:pPr>
         <w:jc w:val="center"/>
@@ -410,9 +557,160 @@
         <w:t>Promise &amp; Practice · ShadowDog Digital Studios · Unit 2</w:t>
       </w:r>
     </w:p>
+    <w:p>
+      <w:r>
+        <w:br w:type="page"/>
+      </w:r>
+    </w:p>
+    <w:tbl>
+      <w:tblPr>
+        <w:tblW w:type="auto" w:w="0"/>
+        <w:tblLayout w:type="autofit"/>
+        <w:tblLook w:firstColumn="1" w:firstRow="1" w:lastColumn="0" w:lastRow="0" w:noHBand="0" w:noVBand="1" w:val="04A0"/>
+      </w:tblPr>
+      <w:tblGrid>
+        <w:gridCol w:w="10224"/>
+      </w:tblGrid>
+      <w:tr>
+        <w:tc>
+          <w:tcPr>
+            <w:tcW w:type="dxa" w:w="10224"/>
+            <w:shd w:val="clear" w:fill="2c2219"/>
+          </w:tcPr>
+          <w:p>
+            <w:r>
+              <w:rPr>
+                <w:b/>
+                <w:color w:val="F0A184"/>
+                <w:sz w:val="28"/>
+              </w:rPr>
+              <w:t>TEACHER ANSWER KEY  —  The Emancipation Proclamation — A House Divided</w:t>
+            </w:r>
+          </w:p>
+        </w:tc>
+      </w:tr>
+    </w:tbl>
+    <w:p/>
+    <w:p>
+      <w:r>
+        <w:rPr>
+          <w:b/>
+          <w:color w:val="B1442F"/>
+          <w:sz w:val="22"/>
+        </w:rPr>
+        <w:t xml:space="preserve">QUESTION 1:  </w:t>
+      </w:r>
+      <w:r>
+        <w:rPr>
+          <w:sz w:val="22"/>
+        </w:rPr>
+        <w:t>Open response.</w:t>
+      </w:r>
+    </w:p>
+    <w:p>
+      <w:pPr>
+        <w:ind w:left="432"/>
+      </w:pPr>
+      <w:r>
+        <w:rPr>
+          <w:i/>
+          <w:color w:val="6A6256"/>
+          <w:sz w:val="21"/>
+        </w:rPr>
+        <w:t>Look for a response along the lines of: “It declared free… It left out…”</w:t>
+      </w:r>
+    </w:p>
+    <w:p>
+      <w:r>
+        <w:rPr>
+          <w:b/>
+          <w:color w:val="B1442F"/>
+          <w:sz w:val="22"/>
+        </w:rPr>
+        <w:t xml:space="preserve">QUESTION 2:  </w:t>
+      </w:r>
+      <w:r>
+        <w:rPr>
+          <w:b/>
+          <w:sz w:val="22"/>
+        </w:rPr>
+        <w:t>Correct — C. because his wartime power only let him seize ‘enemy property’ in rebel areas — freeing border-state slaves could have pushed those states to the Confederacy</w:t>
+      </w:r>
+    </w:p>
+    <w:p>
+      <w:pPr>
+        <w:ind w:left="432"/>
+      </w:pPr>
+      <w:r>
+        <w:rPr>
+          <w:i/>
+          <w:color w:val="6A6256"/>
+          <w:sz w:val="21"/>
+        </w:rPr>
+        <w:t>Right. As a war measure under his power as commander-in-chief, Lincoln could seize the ‘property’ of enemies in rebellion — but not touch slavery in loyal states. The limits were legal, meant to keep the border states in the Union.</w:t>
+      </w:r>
+    </w:p>
+    <w:p>
+      <w:r>
+        <w:rPr>
+          <w:b/>
+          <w:color w:val="B1442F"/>
+          <w:sz w:val="22"/>
+        </w:rPr>
+        <w:t xml:space="preserve">QUESTION 3:  </w:t>
+      </w:r>
+      <w:r>
+        <w:rPr>
+          <w:sz w:val="22"/>
+        </w:rPr>
+        <w:t>Open response.</w:t>
+      </w:r>
+    </w:p>
+    <w:p>
+      <w:pPr>
+        <w:ind w:left="432"/>
+      </w:pPr>
+      <w:r>
+        <w:rPr>
+          <w:i/>
+          <w:color w:val="6A6256"/>
+          <w:sz w:val="21"/>
+        </w:rPr>
+        <w:t>Look for a response along the lines of: “Two things it set in motion were… One of these mattered because…”</w:t>
+      </w:r>
+    </w:p>
+    <w:p>
+      <w:r>
+        <w:rPr>
+          <w:b/>
+          <w:color w:val="B1442F"/>
+          <w:sz w:val="22"/>
+        </w:rPr>
+        <w:t xml:space="preserve">QUESTION 4:  </w:t>
+      </w:r>
+      <w:r>
+        <w:rPr>
+          <w:sz w:val="22"/>
+        </w:rPr>
+        <w:t>Open response.</w:t>
+      </w:r>
+    </w:p>
+    <w:p>
+      <w:pPr>
+        <w:ind w:left="432"/>
+      </w:pPr>
+      <w:r>
+        <w:rPr>
+          <w:i/>
+          <w:color w:val="6A6256"/>
+          <w:sz w:val="21"/>
+        </w:rPr>
+        <w:t>Look for a response along the lines of: “I think the Proclamation was ___ because the evidence shows…”</w:t>
+      </w:r>
+    </w:p>
     <w:sectPr>
       <w:pgSz w:w="12240" w:h="15840"/>
-      <w:pgMar w:top="1152" w:right="1152" w:bottom="1152" w:left="1152" w:header="720" w:footer="720" w:gutter="0"/>
+      <w:pgMar w:top="1008" w:right="1008" w:bottom="1008" w:left="1008" w:header="720" w:footer="720" w:gutter="0"/>
       <w:cols w:space="720"/>
       <w:docGrid w:linePitch="360"/>
     </w:sectPr>
